--- a/tillsyn/A 10278-2026 tillsynsbegäran.docx
+++ b/tillsyn/A 10278-2026 tillsynsbegäran.docx
@@ -65,7 +65,7 @@
     </w:p>
     <w:p>
       <w:r>
-        <w:t>I och inom 22 meter från avverkningsanmälan finns fynd av 23 naturvårdsarter, varav 13 är rödlistade, 7 är fridlysta, 18 är typiska (T) och 6 är signalarter (S): garnlav (VU, T), gränsticka (VU, T), knärot (VU, T, §8), doftskinn (NT, T), kötticka (NT), lunglav (NT, T), rosenticka (NT, T), rynkskinn (NT, T), talltagel (NT, T), talltita (NT, §4), tretåig hackspett (NT, T, §4), ullticka (NT, T), älg (NT), bårdlav (S, T), korallblylav (S, T), nästlav (S, T), stor aspticka (S, T), stuplav (S, T), vedticka (S, T), spillkråka (T, §4), tofsmes (T, §4), fläcknycklar (§8) och revlummer (§9). Se Figur 1.</w:t>
+        <w:t>I och inom 22 meter från avverkningsanmälan finns fynd av 24 naturvårdsarter, varav 14 är rödlistade, 8 är fridlysta, 18 är typiska (T) och 6 är signalarter (S): hornuggla (EN, §4), garnlav (VU, T), gränsticka (VU, T), knärot (VU, T, §8), doftskinn (NT, T), kötticka (NT), lunglav (NT, T), rosenticka (NT, T), rynkskinn (NT, T), talltagel (NT, T), talltita (NT, §4), tretåig hackspett (NT, T, §4), ullticka (NT, T), älg (NT), bårdlav (S, T), korallblylav (S, T), nästlav (S, T), stor aspticka (S, T), stuplav (S, T), vedticka (S, T), spillkråka (T, §4), tofsmes (T, §4), fläcknycklar (§8) och revlummer (§9). Se Figur 1.</w:t>
       </w:r>
     </w:p>
     <w:p>
@@ -1984,7 +1984,7 @@
     <w:r>
       <w:tab/>
       <w:tab/>
-      <w:t>2026-09-28</w:t>
+      <w:t>2026-09-29</w:t>
       <w:br/>
       <w:br/>
     </w:r>

--- a/tillsyn/A 10278-2026 tillsynsbegäran.docx
+++ b/tillsyn/A 10278-2026 tillsynsbegäran.docx
@@ -1984,7 +1984,7 @@
     <w:r>
       <w:tab/>
       <w:tab/>
-      <w:t>2026-09-29</w:t>
+      <w:t>2026-09-30</w:t>
       <w:br/>
       <w:br/>
     </w:r>

--- a/tillsyn/A 10278-2026 tillsynsbegäran.docx
+++ b/tillsyn/A 10278-2026 tillsynsbegäran.docx
@@ -1984,7 +1984,7 @@
     <w:r>
       <w:tab/>
       <w:tab/>
-      <w:t>2026-09-30</w:t>
+      <w:t>2026-10-01</w:t>
       <w:br/>
       <w:br/>
     </w:r>

--- a/tillsyn/A 10278-2026 tillsynsbegäran.docx
+++ b/tillsyn/A 10278-2026 tillsynsbegäran.docx
@@ -1984,7 +1984,7 @@
     <w:r>
       <w:tab/>
       <w:tab/>
-      <w:t>2026-10-01</w:t>
+      <w:t>2026-10-02</w:t>
       <w:br/>
       <w:br/>
     </w:r>

--- a/tillsyn/A 10278-2026 tillsynsbegäran.docx
+++ b/tillsyn/A 10278-2026 tillsynsbegäran.docx
@@ -1984,7 +1984,7 @@
     <w:r>
       <w:tab/>
       <w:tab/>
-      <w:t>2026-10-02</w:t>
+      <w:t>2026-10-03</w:t>
       <w:br/>
       <w:br/>
     </w:r>

--- a/tillsyn/A 10278-2026 tillsynsbegäran.docx
+++ b/tillsyn/A 10278-2026 tillsynsbegäran.docx
@@ -1984,7 +1984,7 @@
     <w:r>
       <w:tab/>
       <w:tab/>
-      <w:t>2026-10-03</w:t>
+      <w:t>2026-10-04</w:t>
       <w:br/>
       <w:br/>
     </w:r>

--- a/tillsyn/A 10278-2026 tillsynsbegäran.docx
+++ b/tillsyn/A 10278-2026 tillsynsbegäran.docx
@@ -1984,7 +1984,7 @@
     <w:r>
       <w:tab/>
       <w:tab/>
-      <w:t>2026-10-04</w:t>
+      <w:t>2026-10-05</w:t>
       <w:br/>
       <w:br/>
     </w:r>

--- a/tillsyn/A 10278-2026 tillsynsbegäran.docx
+++ b/tillsyn/A 10278-2026 tillsynsbegäran.docx
@@ -1984,7 +1984,7 @@
     <w:r>
       <w:tab/>
       <w:tab/>
-      <w:t>2026-10-05</w:t>
+      <w:t>2026-10-06</w:t>
       <w:br/>
       <w:br/>
     </w:r>

--- a/tillsyn/A 10278-2026 tillsynsbegäran.docx
+++ b/tillsyn/A 10278-2026 tillsynsbegäran.docx
@@ -1984,7 +1984,7 @@
     <w:r>
       <w:tab/>
       <w:tab/>
-      <w:t>2026-10-06</w:t>
+      <w:t>2026-10-07</w:t>
       <w:br/>
       <w:br/>
     </w:r>

--- a/tillsyn/A 10278-2026 tillsynsbegäran.docx
+++ b/tillsyn/A 10278-2026 tillsynsbegäran.docx
@@ -1984,7 +1984,7 @@
     <w:r>
       <w:tab/>
       <w:tab/>
-      <w:t>2026-10-07</w:t>
+      <w:t>2026-10-08</w:t>
       <w:br/>
       <w:br/>
     </w:r>

--- a/tillsyn/A 10278-2026 tillsynsbegäran.docx
+++ b/tillsyn/A 10278-2026 tillsynsbegäran.docx
@@ -1984,7 +1984,7 @@
     <w:r>
       <w:tab/>
       <w:tab/>
-      <w:t>2026-10-08</w:t>
+      <w:t>2026-10-09</w:t>
       <w:br/>
       <w:br/>
     </w:r>

--- a/tillsyn/A 10278-2026 tillsynsbegäran.docx
+++ b/tillsyn/A 10278-2026 tillsynsbegäran.docx
@@ -1984,7 +1984,7 @@
     <w:r>
       <w:tab/>
       <w:tab/>
-      <w:t>2026-10-09</w:t>
+      <w:t>2026-10-10</w:t>
       <w:br/>
       <w:br/>
     </w:r>

--- a/tillsyn/A 10278-2026 tillsynsbegäran.docx
+++ b/tillsyn/A 10278-2026 tillsynsbegäran.docx
@@ -1984,7 +1984,7 @@
     <w:r>
       <w:tab/>
       <w:tab/>
-      <w:t>2026-10-10</w:t>
+      <w:t>2026-10-11</w:t>
       <w:br/>
       <w:br/>
     </w:r>

--- a/tillsyn/A 10278-2026 tillsynsbegäran.docx
+++ b/tillsyn/A 10278-2026 tillsynsbegäran.docx
@@ -1984,7 +1984,7 @@
     <w:r>
       <w:tab/>
       <w:tab/>
-      <w:t>2026-10-11</w:t>
+      <w:t>2026-10-12</w:t>
       <w:br/>
       <w:br/>
     </w:r>

--- a/tillsyn/A 10278-2026 tillsynsbegäran.docx
+++ b/tillsyn/A 10278-2026 tillsynsbegäran.docx
@@ -1984,7 +1984,7 @@
     <w:r>
       <w:tab/>
       <w:tab/>
-      <w:t>2026-10-12</w:t>
+      <w:t>2026-10-13</w:t>
       <w:br/>
       <w:br/>
     </w:r>

--- a/tillsyn/A 10278-2026 tillsynsbegäran.docx
+++ b/tillsyn/A 10278-2026 tillsynsbegäran.docx
@@ -1984,7 +1984,7 @@
     <w:r>
       <w:tab/>
       <w:tab/>
-      <w:t>2026-10-13</w:t>
+      <w:t>2026-10-14</w:t>
       <w:br/>
       <w:br/>
     </w:r>

--- a/tillsyn/A 10278-2026 tillsynsbegäran.docx
+++ b/tillsyn/A 10278-2026 tillsynsbegäran.docx
@@ -1984,7 +1984,7 @@
     <w:r>
       <w:tab/>
       <w:tab/>
-      <w:t>2026-10-14</w:t>
+      <w:t>2026-10-15</w:t>
       <w:br/>
       <w:br/>
     </w:r>

--- a/tillsyn/A 10278-2026 tillsynsbegäran.docx
+++ b/tillsyn/A 10278-2026 tillsynsbegäran.docx
@@ -1984,7 +1984,7 @@
     <w:r>
       <w:tab/>
       <w:tab/>
-      <w:t>2026-10-15</w:t>
+      <w:t>2026-10-16</w:t>
       <w:br/>
       <w:br/>
     </w:r>

--- a/tillsyn/A 10278-2026 tillsynsbegäran.docx
+++ b/tillsyn/A 10278-2026 tillsynsbegäran.docx
@@ -1984,7 +1984,7 @@
     <w:r>
       <w:tab/>
       <w:tab/>
-      <w:t>2026-10-16</w:t>
+      <w:t>2026-10-17</w:t>
       <w:br/>
       <w:br/>
     </w:r>

--- a/tillsyn/A 10278-2026 tillsynsbegäran.docx
+++ b/tillsyn/A 10278-2026 tillsynsbegäran.docx
@@ -1984,7 +1984,7 @@
     <w:r>
       <w:tab/>
       <w:tab/>
-      <w:t>2026-10-17</w:t>
+      <w:t>2026-10-18</w:t>
       <w:br/>
       <w:br/>
     </w:r>

--- a/tillsyn/A 10278-2026 tillsynsbegäran.docx
+++ b/tillsyn/A 10278-2026 tillsynsbegäran.docx
@@ -1984,7 +1984,7 @@
     <w:r>
       <w:tab/>
       <w:tab/>
-      <w:t>2026-10-18</w:t>
+      <w:t>2026-10-19</w:t>
       <w:br/>
       <w:br/>
     </w:r>

--- a/tillsyn/A 10278-2026 tillsynsbegäran.docx
+++ b/tillsyn/A 10278-2026 tillsynsbegäran.docx
@@ -1984,7 +1984,7 @@
     <w:r>
       <w:tab/>
       <w:tab/>
-      <w:t>2026-10-19</w:t>
+      <w:t>2026-10-20</w:t>
       <w:br/>
       <w:br/>
     </w:r>

--- a/tillsyn/A 10278-2026 tillsynsbegäran.docx
+++ b/tillsyn/A 10278-2026 tillsynsbegäran.docx
@@ -1984,7 +1984,7 @@
     <w:r>
       <w:tab/>
       <w:tab/>
-      <w:t>2026-10-20</w:t>
+      <w:t>2026-10-21</w:t>
       <w:br/>
       <w:br/>
     </w:r>

--- a/tillsyn/A 10278-2026 tillsynsbegäran.docx
+++ b/tillsyn/A 10278-2026 tillsynsbegäran.docx
@@ -1984,7 +1984,7 @@
     <w:r>
       <w:tab/>
       <w:tab/>
-      <w:t>2026-10-21</w:t>
+      <w:t>2026-10-22</w:t>
       <w:br/>
       <w:br/>
     </w:r>

--- a/tillsyn/A 10278-2026 tillsynsbegäran.docx
+++ b/tillsyn/A 10278-2026 tillsynsbegäran.docx
@@ -1984,7 +1984,7 @@
     <w:r>
       <w:tab/>
       <w:tab/>
-      <w:t>2026-10-22</w:t>
+      <w:t>2026-10-23</w:t>
       <w:br/>
       <w:br/>
     </w:r>

--- a/tillsyn/A 10278-2026 tillsynsbegäran.docx
+++ b/tillsyn/A 10278-2026 tillsynsbegäran.docx
@@ -1984,7 +1984,7 @@
     <w:r>
       <w:tab/>
       <w:tab/>
-      <w:t>2026-10-23</w:t>
+      <w:t>2026-10-24</w:t>
       <w:br/>
       <w:br/>
     </w:r>

--- a/tillsyn/A 10278-2026 tillsynsbegäran.docx
+++ b/tillsyn/A 10278-2026 tillsynsbegäran.docx
@@ -1984,7 +1984,7 @@
     <w:r>
       <w:tab/>
       <w:tab/>
-      <w:t>2026-10-24</w:t>
+      <w:t>2026-10-25</w:t>
       <w:br/>
       <w:br/>
     </w:r>

--- a/tillsyn/A 10278-2026 tillsynsbegäran.docx
+++ b/tillsyn/A 10278-2026 tillsynsbegäran.docx
@@ -1984,7 +1984,7 @@
     <w:r>
       <w:tab/>
       <w:tab/>
-      <w:t>2026-10-25</w:t>
+      <w:t>2026-10-26</w:t>
       <w:br/>
       <w:br/>
     </w:r>

--- a/tillsyn/A 10278-2026 tillsynsbegäran.docx
+++ b/tillsyn/A 10278-2026 tillsynsbegäran.docx
@@ -1984,7 +1984,7 @@
     <w:r>
       <w:tab/>
       <w:tab/>
-      <w:t>2026-10-26</w:t>
+      <w:t>2026-10-27</w:t>
       <w:br/>
       <w:br/>
     </w:r>

--- a/tillsyn/A 10278-2026 tillsynsbegäran.docx
+++ b/tillsyn/A 10278-2026 tillsynsbegäran.docx
@@ -1984,7 +1984,7 @@
     <w:r>
       <w:tab/>
       <w:tab/>
-      <w:t>2026-10-27</w:t>
+      <w:t>2026-10-28</w:t>
       <w:br/>
       <w:br/>
     </w:r>

--- a/tillsyn/A 10278-2026 tillsynsbegäran.docx
+++ b/tillsyn/A 10278-2026 tillsynsbegäran.docx
@@ -1984,7 +1984,7 @@
     <w:r>
       <w:tab/>
       <w:tab/>
-      <w:t>2026-10-28</w:t>
+      <w:t>2026-10-29</w:t>
       <w:br/>
       <w:br/>
     </w:r>

--- a/tillsyn/A 10278-2026 tillsynsbegäran.docx
+++ b/tillsyn/A 10278-2026 tillsynsbegäran.docx
@@ -1984,7 +1984,7 @@
     <w:r>
       <w:tab/>
       <w:tab/>
-      <w:t>2026-10-29</w:t>
+      <w:t>2026-10-31</w:t>
       <w:br/>
       <w:br/>
     </w:r>
